--- a/tillsyn/A 28050-2026 tillsynsbegäran.docx
+++ b/tillsyn/A 28050-2026 tillsynsbegäran.docx
@@ -1521,7 +1521,7 @@
     <w:r>
       <w:tab/>
       <w:tab/>
-      <w:t>2026-08-15</w:t>
+      <w:t>2026-08-16</w:t>
       <w:br/>
       <w:br/>
     </w:r>

--- a/tillsyn/A 28050-2026 tillsynsbegäran.docx
+++ b/tillsyn/A 28050-2026 tillsynsbegäran.docx
@@ -1521,7 +1521,7 @@
     <w:r>
       <w:tab/>
       <w:tab/>
-      <w:t>2026-08-16</w:t>
+      <w:t>2026-08-17</w:t>
       <w:br/>
       <w:br/>
     </w:r>

--- a/tillsyn/A 28050-2026 tillsynsbegäran.docx
+++ b/tillsyn/A 28050-2026 tillsynsbegäran.docx
@@ -65,7 +65,7 @@
     </w:p>
     <w:p>
       <w:r>
-        <w:t>I avverkningsanmälan finns fynd av 19 naturvårdsarter, varav 3 är rödlistade, 8 är fridlysta, 16 är typiska (T) och 4 är signalarter (S): garnlav (VU, T), knärot (VU, T, §8), tretåig hackspett (NT, T, §4), grönkulla (S, T, §8), kransrams (S, T), spindelblomster (S, T, §8), tvåblad (S, §8), blåsippa (T, §9), brudborste (T), hultbräken (T), kransmossa (T), kärrfibbla (T), liljekonvalj (T), linnea (T), nordisk stormhatt (T), ormbär (T), torta (T), brudsporre (§8) och fläcknycklar (§8). Se Figur 1.</w:t>
+        <w:t>I avverkningsanmälan finns fynd av 12 naturvårdsarter, varav 3 är rödlistade, 3 är fridlysta, 11 är typiska (T) och 2 är signalarter (S): garnlav (VU, T), knärot (VU, T, §8), tretåig hackspett (NT, T, §4), kransrams (S, T), tvåblad (S, §8), hultbräken (T), kransmossa (T), kärrfibbla (T), liljekonvalj (T), linnea (T), nordisk stormhatt (T) och torta (T). Se Figur 1.</w:t>
       </w:r>
     </w:p>
     <w:p>
@@ -182,7 +182,7 @@
     </w:p>
     <w:p>
       <w:r>
-        <w:t>I det avverkningsanmälda området finns 6 fyndplatser för knärot registrerade på Artportalen. Figur 2 visar gränserna för buffertzoner på 50 m, som behöver lämnas kring fyndplatserna för att knärotslokalerna inte ska försvinna vid en avverkning. Av det avverkningsanmälda området överlappar 3.52 ha med buffertzonerna och får av detta skäl inte avverkas.</w:t>
+        <w:t>I det avverkningsanmälda området finns 5 fyndplatser för knärot registrerade på Artportalen. Figur 2 visar gränserna för buffertzoner på 50 m, som behöver lämnas kring fyndplatserna för att knärotslokalerna inte ska försvinna vid en avverkning. Av det avverkningsanmälda området överlappar 3.30 ha med buffertzonerna och får av detta skäl inte avverkas.</w:t>
       </w:r>
     </w:p>
     <w:p>
@@ -267,35 +267,6 @@
         <w:rPr>
           <w:b/>
         </w:rPr>
-        <w:t xml:space="preserve">Grönkulla (§8) </w:t>
-      </w:r>
-      <w:r>
-        <w:t xml:space="preserve">är typisk art för </w:t>
-      </w:r>
-      <w:r>
-        <w:rPr>
-          <w:i/>
-        </w:rPr>
-        <w:t xml:space="preserve">9040 Fjällbjörkskog, 9070 Trädklädd betesmark, 6170 Alpina kalkgräsmarker, 6520 Höglänta slåtterängar </w:t>
-      </w:r>
-      <w:r>
-        <w:t>och</w:t>
-      </w:r>
-      <w:r>
-        <w:rPr>
-          <w:i/>
-        </w:rPr>
-        <w:t xml:space="preserve"> 6210 Kalkgräsmarker </w:t>
-      </w:r>
-      <w:r>
-        <w:t>(SLU Artdatabanken, 2025).</w:t>
-      </w:r>
-    </w:p>
-    <w:p>
-      <w:r>
-        <w:rPr>
-          <w:b/>
-        </w:rPr>
         <w:t>Kransrams</w:t>
       </w:r>
       <w:r>
@@ -316,93 +287,6 @@
         <w:rPr>
           <w:b/>
         </w:rPr>
-        <w:t>Spindelblomster (§8)</w:t>
-      </w:r>
-      <w:r>
-        <w:t xml:space="preserve"> växer i äldre mossrik granskog eller barrblandskog, men även i fjällbjörkskog. Arten indikerar långvarig trädkontinuitet och hög luftfuktighet och är mycket känslig för uttorkning och markskador. Spindelblomster har i många trakter minskat starkt under senare tid på grund av slutavverkningar och skogsmarksdikning. Spindelblomster är typisk art för </w:t>
-      </w:r>
-      <w:r>
-        <w:rPr>
-          <w:i/>
-        </w:rPr>
-        <w:t xml:space="preserve">9010 Taiga, 9050 Näringsrik granskog </w:t>
-      </w:r>
-      <w:r>
-        <w:t>och</w:t>
-      </w:r>
-      <w:r>
-        <w:rPr>
-          <w:i/>
-        </w:rPr>
-        <w:t xml:space="preserve"> 9040 Fjällbjörkskog</w:t>
-      </w:r>
-      <w:r>
-        <w:t xml:space="preserve"> (Nitare &amp; Skogsstyrelsen, 2019; SLU Artdatabanken, 2025).</w:t>
-      </w:r>
-    </w:p>
-    <w:p>
-      <w:r>
-        <w:rPr>
-          <w:b/>
-        </w:rPr>
-        <w:t>Blåsippa (§9)</w:t>
-      </w:r>
-      <w:r>
-        <w:t xml:space="preserve"> är typisk art för </w:t>
-      </w:r>
-      <w:r>
-        <w:rPr>
-          <w:i/>
-        </w:rPr>
-        <w:t>9050 Näringsrik granskog, 9020 Nordlig ädellövskog</w:t>
-      </w:r>
-      <w:r>
-        <w:t xml:space="preserve"> och </w:t>
-      </w:r>
-      <w:r>
-        <w:rPr>
-          <w:i/>
-        </w:rPr>
-        <w:t>8240 Karsthällmarker</w:t>
-      </w:r>
-      <w:r>
-        <w:t xml:space="preserve"> (SLU Artdatabanken, 2025).</w:t>
-      </w:r>
-    </w:p>
-    <w:p>
-      <w:r>
-        <w:rPr>
-          <w:b/>
-        </w:rPr>
-        <w:t>Brudborste</w:t>
-      </w:r>
-      <w:r>
-        <w:t xml:space="preserve"> är typisk art för </w:t>
-      </w:r>
-      <w:r>
-        <w:rPr>
-          <w:i/>
-        </w:rPr>
-        <w:t xml:space="preserve">9050 Näringsrik granskog, 9040 Fjällbjörkskog, 6530 Lövängar, 6430 Högörtängar </w:t>
-      </w:r>
-      <w:r>
-        <w:t xml:space="preserve">och </w:t>
-      </w:r>
-      <w:r>
-        <w:rPr>
-          <w:i/>
-        </w:rPr>
-        <w:t>6510 Slåtterängar i låglandet</w:t>
-      </w:r>
-      <w:r>
-        <w:t xml:space="preserve"> (SLU Artdatabanken, 2025).</w:t>
-      </w:r>
-    </w:p>
-    <w:p>
-      <w:r>
-        <w:rPr>
-          <w:b/>
-        </w:rPr>
         <w:t xml:space="preserve">Hultbräken </w:t>
       </w:r>
       <w:r>
@@ -552,26 +436,6 @@
       </w:r>
       <w:r>
         <w:t>(SLU Artdatabanken, 2026; IUCN, 2025).</w:t>
-      </w:r>
-    </w:p>
-    <w:p>
-      <w:r>
-        <w:rPr>
-          <w:b/>
-        </w:rPr>
-        <w:t>Ormbär</w:t>
-      </w:r>
-      <w:r>
-        <w:t xml:space="preserve"> är typisk art för </w:t>
-      </w:r>
-      <w:r>
-        <w:rPr>
-          <w:i/>
-        </w:rPr>
-        <w:t xml:space="preserve">9050 Näringsrik granskog </w:t>
-      </w:r>
-      <w:r>
-        <w:t>(SLU Artdatabanken, 2025).</w:t>
       </w:r>
     </w:p>
     <w:p>
@@ -640,7 +504,7 @@
     </w:p>
     <w:p>
       <w:r>
-        <w:t>Följande typiska arter har sina livsmiljöer och växtplatser i den avverkningsanmälda skogen: garnlav (VU, T), knärot (VU, T, §8), tretåig hackspett (NT, T, §4), grönkulla (S, T, §8), kransrams (S, T), spindelblomster (S, T, §8), blåsippa (T, §9), brudborste (T), hultbräken (T), kransmossa (T), kärrfibbla (T), liljekonvalj (T), linnea (T), nordisk stormhatt (T), ormbär (T) och torta (T).</w:t>
+        <w:t>Följande typiska arter har sina livsmiljöer och växtplatser i den avverkningsanmälda skogen: garnlav (VU, T), knärot (VU, T, §8), tretåig hackspett (NT, T, §4), kransrams (S, T), hultbräken (T), kransmossa (T), kärrfibbla (T), liljekonvalj (T), linnea (T), nordisk stormhatt (T) och torta (T).</w:t>
       </w:r>
     </w:p>
     <w:p>
@@ -1521,7 +1385,7 @@
     <w:r>
       <w:tab/>
       <w:tab/>
-      <w:t>2026-08-17</w:t>
+      <w:t>2026-08-18</w:t>
       <w:br/>
       <w:br/>
     </w:r>

--- a/tillsyn/A 28050-2026 tillsynsbegäran.docx
+++ b/tillsyn/A 28050-2026 tillsynsbegäran.docx
@@ -1385,7 +1385,7 @@
     <w:r>
       <w:tab/>
       <w:tab/>
-      <w:t>2026-08-18</w:t>
+      <w:t>2026-08-19</w:t>
       <w:br/>
       <w:br/>
     </w:r>

--- a/tillsyn/A 28050-2026 tillsynsbegäran.docx
+++ b/tillsyn/A 28050-2026 tillsynsbegäran.docx
@@ -65,7 +65,7 @@
     </w:p>
     <w:p>
       <w:r>
-        <w:t>I avverkningsanmälan finns fynd av 12 naturvårdsarter, varav 3 är rödlistade, 3 är fridlysta, 11 är typiska (T) och 2 är signalarter (S): garnlav (VU, T), knärot (VU, T, §8), tretåig hackspett (NT, T, §4), kransrams (S, T), tvåblad (S, §8), hultbräken (T), kransmossa (T), kärrfibbla (T), liljekonvalj (T), linnea (T), nordisk stormhatt (T) och torta (T). Se Figur 1.</w:t>
+        <w:t>I avverkningsanmälan finns fynd av 19 naturvårdsarter, varav 3 är rödlistade, 8 är fridlysta, 16 är typiska (T) och 4 är signalarter (S): garnlav (VU, T), knärot (VU, T, §8), tretåig hackspett (NT, T, §4), grönkulla (S, T, §8), kransrams (S, T), spindelblomster (S, T, §8), tvåblad (S, §8), blåsippa (T, §9), brudborste (T), hultbräken (T), kransmossa (T), kärrfibbla (T), liljekonvalj (T), linnea (T), nordisk stormhatt (T), ormbär (T), torta (T), brudsporre (§8) och fläcknycklar (§8). Se Figur 1.</w:t>
       </w:r>
     </w:p>
     <w:p>
@@ -182,7 +182,7 @@
     </w:p>
     <w:p>
       <w:r>
-        <w:t>I det avverkningsanmälda området finns 5 fyndplatser för knärot registrerade på Artportalen. Figur 2 visar gränserna för buffertzoner på 50 m, som behöver lämnas kring fyndplatserna för att knärotslokalerna inte ska försvinna vid en avverkning. Av det avverkningsanmälda området överlappar 3.30 ha med buffertzonerna och får av detta skäl inte avverkas.</w:t>
+        <w:t>I det avverkningsanmälda området finns 6 fyndplatser för knärot registrerade på Artportalen. Figur 2 visar gränserna för buffertzoner på 50 m, som behöver lämnas kring fyndplatserna för att knärotslokalerna inte ska försvinna vid en avverkning. Av det avverkningsanmälda området överlappar 3.52 ha med buffertzonerna och får av detta skäl inte avverkas.</w:t>
       </w:r>
     </w:p>
     <w:p>
@@ -267,6 +267,35 @@
         <w:rPr>
           <w:b/>
         </w:rPr>
+        <w:t xml:space="preserve">Grönkulla (§8) </w:t>
+      </w:r>
+      <w:r>
+        <w:t xml:space="preserve">är typisk art för </w:t>
+      </w:r>
+      <w:r>
+        <w:rPr>
+          <w:i/>
+        </w:rPr>
+        <w:t xml:space="preserve">9040 Fjällbjörkskog, 9070 Trädklädd betesmark, 6170 Alpina kalkgräsmarker, 6520 Höglänta slåtterängar </w:t>
+      </w:r>
+      <w:r>
+        <w:t>och</w:t>
+      </w:r>
+      <w:r>
+        <w:rPr>
+          <w:i/>
+        </w:rPr>
+        <w:t xml:space="preserve"> 6210 Kalkgräsmarker </w:t>
+      </w:r>
+      <w:r>
+        <w:t>(SLU Artdatabanken, 2025).</w:t>
+      </w:r>
+    </w:p>
+    <w:p>
+      <w:r>
+        <w:rPr>
+          <w:b/>
+        </w:rPr>
         <w:t>Kransrams</w:t>
       </w:r>
       <w:r>
@@ -287,6 +316,93 @@
         <w:rPr>
           <w:b/>
         </w:rPr>
+        <w:t>Spindelblomster (§8)</w:t>
+      </w:r>
+      <w:r>
+        <w:t xml:space="preserve"> växer i äldre mossrik granskog eller barrblandskog, men även i fjällbjörkskog. Arten indikerar långvarig trädkontinuitet och hög luftfuktighet och är mycket känslig för uttorkning och markskador. Spindelblomster har i många trakter minskat starkt under senare tid på grund av slutavverkningar och skogsmarksdikning. Spindelblomster är typisk art för </w:t>
+      </w:r>
+      <w:r>
+        <w:rPr>
+          <w:i/>
+        </w:rPr>
+        <w:t xml:space="preserve">9010 Taiga, 9050 Näringsrik granskog </w:t>
+      </w:r>
+      <w:r>
+        <w:t>och</w:t>
+      </w:r>
+      <w:r>
+        <w:rPr>
+          <w:i/>
+        </w:rPr>
+        <w:t xml:space="preserve"> 9040 Fjällbjörkskog</w:t>
+      </w:r>
+      <w:r>
+        <w:t xml:space="preserve"> (Nitare &amp; Skogsstyrelsen, 2019; SLU Artdatabanken, 2025).</w:t>
+      </w:r>
+    </w:p>
+    <w:p>
+      <w:r>
+        <w:rPr>
+          <w:b/>
+        </w:rPr>
+        <w:t>Blåsippa (§9)</w:t>
+      </w:r>
+      <w:r>
+        <w:t xml:space="preserve"> är typisk art för </w:t>
+      </w:r>
+      <w:r>
+        <w:rPr>
+          <w:i/>
+        </w:rPr>
+        <w:t>9050 Näringsrik granskog, 9020 Nordlig ädellövskog</w:t>
+      </w:r>
+      <w:r>
+        <w:t xml:space="preserve"> och </w:t>
+      </w:r>
+      <w:r>
+        <w:rPr>
+          <w:i/>
+        </w:rPr>
+        <w:t>8240 Karsthällmarker</w:t>
+      </w:r>
+      <w:r>
+        <w:t xml:space="preserve"> (SLU Artdatabanken, 2025).</w:t>
+      </w:r>
+    </w:p>
+    <w:p>
+      <w:r>
+        <w:rPr>
+          <w:b/>
+        </w:rPr>
+        <w:t>Brudborste</w:t>
+      </w:r>
+      <w:r>
+        <w:t xml:space="preserve"> är typisk art för </w:t>
+      </w:r>
+      <w:r>
+        <w:rPr>
+          <w:i/>
+        </w:rPr>
+        <w:t xml:space="preserve">9050 Näringsrik granskog, 9040 Fjällbjörkskog, 6530 Lövängar, 6430 Högörtängar </w:t>
+      </w:r>
+      <w:r>
+        <w:t xml:space="preserve">och </w:t>
+      </w:r>
+      <w:r>
+        <w:rPr>
+          <w:i/>
+        </w:rPr>
+        <w:t>6510 Slåtterängar i låglandet</w:t>
+      </w:r>
+      <w:r>
+        <w:t xml:space="preserve"> (SLU Artdatabanken, 2025).</w:t>
+      </w:r>
+    </w:p>
+    <w:p>
+      <w:r>
+        <w:rPr>
+          <w:b/>
+        </w:rPr>
         <w:t xml:space="preserve">Hultbräken </w:t>
       </w:r>
       <w:r>
@@ -436,6 +552,26 @@
       </w:r>
       <w:r>
         <w:t>(SLU Artdatabanken, 2026; IUCN, 2025).</w:t>
+      </w:r>
+    </w:p>
+    <w:p>
+      <w:r>
+        <w:rPr>
+          <w:b/>
+        </w:rPr>
+        <w:t>Ormbär</w:t>
+      </w:r>
+      <w:r>
+        <w:t xml:space="preserve"> är typisk art för </w:t>
+      </w:r>
+      <w:r>
+        <w:rPr>
+          <w:i/>
+        </w:rPr>
+        <w:t xml:space="preserve">9050 Näringsrik granskog </w:t>
+      </w:r>
+      <w:r>
+        <w:t>(SLU Artdatabanken, 2025).</w:t>
       </w:r>
     </w:p>
     <w:p>
@@ -504,7 +640,7 @@
     </w:p>
     <w:p>
       <w:r>
-        <w:t>Följande typiska arter har sina livsmiljöer och växtplatser i den avverkningsanmälda skogen: garnlav (VU, T), knärot (VU, T, §8), tretåig hackspett (NT, T, §4), kransrams (S, T), hultbräken (T), kransmossa (T), kärrfibbla (T), liljekonvalj (T), linnea (T), nordisk stormhatt (T) och torta (T).</w:t>
+        <w:t>Följande typiska arter har sina livsmiljöer och växtplatser i den avverkningsanmälda skogen: garnlav (VU, T), knärot (VU, T, §8), tretåig hackspett (NT, T, §4), grönkulla (S, T, §8), kransrams (S, T), spindelblomster (S, T, §8), blåsippa (T, §9), brudborste (T), hultbräken (T), kransmossa (T), kärrfibbla (T), liljekonvalj (T), linnea (T), nordisk stormhatt (T), ormbär (T) och torta (T).</w:t>
       </w:r>
     </w:p>
     <w:p>
@@ -1385,7 +1521,7 @@
     <w:r>
       <w:tab/>
       <w:tab/>
-      <w:t>2026-08-19</w:t>
+      <w:t>2026-08-20</w:t>
       <w:br/>
       <w:br/>
     </w:r>

--- a/tillsyn/A 28050-2026 tillsynsbegäran.docx
+++ b/tillsyn/A 28050-2026 tillsynsbegäran.docx
@@ -1521,7 +1521,7 @@
     <w:r>
       <w:tab/>
       <w:tab/>
-      <w:t>2026-08-20</w:t>
+      <w:t>2026-08-21</w:t>
       <w:br/>
       <w:br/>
     </w:r>

--- a/tillsyn/A 28050-2026 tillsynsbegäran.docx
+++ b/tillsyn/A 28050-2026 tillsynsbegäran.docx
@@ -1521,7 +1521,7 @@
     <w:r>
       <w:tab/>
       <w:tab/>
-      <w:t>2026-08-21</w:t>
+      <w:t>2026-08-22</w:t>
       <w:br/>
       <w:br/>
     </w:r>

--- a/tillsyn/A 28050-2026 tillsynsbegäran.docx
+++ b/tillsyn/A 28050-2026 tillsynsbegäran.docx
@@ -1521,7 +1521,7 @@
     <w:r>
       <w:tab/>
       <w:tab/>
-      <w:t>2026-08-22</w:t>
+      <w:t>2026-08-23</w:t>
       <w:br/>
       <w:br/>
     </w:r>

--- a/tillsyn/A 28050-2026 tillsynsbegäran.docx
+++ b/tillsyn/A 28050-2026 tillsynsbegäran.docx
@@ -65,7 +65,7 @@
     </w:p>
     <w:p>
       <w:r>
-        <w:t>I avverkningsanmälan finns fynd av 19 naturvårdsarter, varav 3 är rödlistade, 8 är fridlysta, 16 är typiska (T) och 4 är signalarter (S): garnlav (VU, T), knärot (VU, T, §8), tretåig hackspett (NT, T, §4), grönkulla (S, T, §8), kransrams (S, T), spindelblomster (S, T, §8), tvåblad (S, §8), blåsippa (T, §9), brudborste (T), hultbräken (T), kransmossa (T), kärrfibbla (T), liljekonvalj (T), linnea (T), nordisk stormhatt (T), ormbär (T), torta (T), brudsporre (§8) och fläcknycklar (§8). Se Figur 1.</w:t>
+        <w:t>I avverkningsanmälan finns fynd av 12 naturvårdsarter, varav 3 är rödlistade, 3 är fridlysta, 11 är typiska (T) och 2 är signalarter (S): garnlav (VU, T), knärot (VU, T, §8), tretåig hackspett (NT, T, §4), kransrams (S, T), tvåblad (S, §8), hultbräken (T), kransmossa (T), kärrfibbla (T), liljekonvalj (T), linnea (T), nordisk stormhatt (T) och torta (T). Se Figur 1.</w:t>
       </w:r>
     </w:p>
     <w:p>
@@ -182,7 +182,7 @@
     </w:p>
     <w:p>
       <w:r>
-        <w:t>I det avverkningsanmälda området finns 6 fyndplatser för knärot registrerade på Artportalen. Figur 2 visar gränserna för buffertzoner på 50 m, som behöver lämnas kring fyndplatserna för att knärotslokalerna inte ska försvinna vid en avverkning. Av det avverkningsanmälda området överlappar 3.52 ha med buffertzonerna och får av detta skäl inte avverkas.</w:t>
+        <w:t>I det avverkningsanmälda området finns 5 fyndplatser för knärot registrerade på Artportalen. Figur 2 visar gränserna för buffertzoner på 50 m, som behöver lämnas kring fyndplatserna för att knärotslokalerna inte ska försvinna vid en avverkning. Av det avverkningsanmälda området överlappar 3.30 ha med buffertzonerna och får av detta skäl inte avverkas.</w:t>
       </w:r>
     </w:p>
     <w:p>
@@ -267,35 +267,6 @@
         <w:rPr>
           <w:b/>
         </w:rPr>
-        <w:t xml:space="preserve">Grönkulla (§8) </w:t>
-      </w:r>
-      <w:r>
-        <w:t xml:space="preserve">är typisk art för </w:t>
-      </w:r>
-      <w:r>
-        <w:rPr>
-          <w:i/>
-        </w:rPr>
-        <w:t xml:space="preserve">9040 Fjällbjörkskog, 9070 Trädklädd betesmark, 6170 Alpina kalkgräsmarker, 6520 Höglänta slåtterängar </w:t>
-      </w:r>
-      <w:r>
-        <w:t>och</w:t>
-      </w:r>
-      <w:r>
-        <w:rPr>
-          <w:i/>
-        </w:rPr>
-        <w:t xml:space="preserve"> 6210 Kalkgräsmarker </w:t>
-      </w:r>
-      <w:r>
-        <w:t>(SLU Artdatabanken, 2025).</w:t>
-      </w:r>
-    </w:p>
-    <w:p>
-      <w:r>
-        <w:rPr>
-          <w:b/>
-        </w:rPr>
         <w:t>Kransrams</w:t>
       </w:r>
       <w:r>
@@ -316,93 +287,6 @@
         <w:rPr>
           <w:b/>
         </w:rPr>
-        <w:t>Spindelblomster (§8)</w:t>
-      </w:r>
-      <w:r>
-        <w:t xml:space="preserve"> växer i äldre mossrik granskog eller barrblandskog, men även i fjällbjörkskog. Arten indikerar långvarig trädkontinuitet och hög luftfuktighet och är mycket känslig för uttorkning och markskador. Spindelblomster har i många trakter minskat starkt under senare tid på grund av slutavverkningar och skogsmarksdikning. Spindelblomster är typisk art för </w:t>
-      </w:r>
-      <w:r>
-        <w:rPr>
-          <w:i/>
-        </w:rPr>
-        <w:t xml:space="preserve">9010 Taiga, 9050 Näringsrik granskog </w:t>
-      </w:r>
-      <w:r>
-        <w:t>och</w:t>
-      </w:r>
-      <w:r>
-        <w:rPr>
-          <w:i/>
-        </w:rPr>
-        <w:t xml:space="preserve"> 9040 Fjällbjörkskog</w:t>
-      </w:r>
-      <w:r>
-        <w:t xml:space="preserve"> (Nitare &amp; Skogsstyrelsen, 2019; SLU Artdatabanken, 2025).</w:t>
-      </w:r>
-    </w:p>
-    <w:p>
-      <w:r>
-        <w:rPr>
-          <w:b/>
-        </w:rPr>
-        <w:t>Blåsippa (§9)</w:t>
-      </w:r>
-      <w:r>
-        <w:t xml:space="preserve"> är typisk art för </w:t>
-      </w:r>
-      <w:r>
-        <w:rPr>
-          <w:i/>
-        </w:rPr>
-        <w:t>9050 Näringsrik granskog, 9020 Nordlig ädellövskog</w:t>
-      </w:r>
-      <w:r>
-        <w:t xml:space="preserve"> och </w:t>
-      </w:r>
-      <w:r>
-        <w:rPr>
-          <w:i/>
-        </w:rPr>
-        <w:t>8240 Karsthällmarker</w:t>
-      </w:r>
-      <w:r>
-        <w:t xml:space="preserve"> (SLU Artdatabanken, 2025).</w:t>
-      </w:r>
-    </w:p>
-    <w:p>
-      <w:r>
-        <w:rPr>
-          <w:b/>
-        </w:rPr>
-        <w:t>Brudborste</w:t>
-      </w:r>
-      <w:r>
-        <w:t xml:space="preserve"> är typisk art för </w:t>
-      </w:r>
-      <w:r>
-        <w:rPr>
-          <w:i/>
-        </w:rPr>
-        <w:t xml:space="preserve">9050 Näringsrik granskog, 9040 Fjällbjörkskog, 6530 Lövängar, 6430 Högörtängar </w:t>
-      </w:r>
-      <w:r>
-        <w:t xml:space="preserve">och </w:t>
-      </w:r>
-      <w:r>
-        <w:rPr>
-          <w:i/>
-        </w:rPr>
-        <w:t>6510 Slåtterängar i låglandet</w:t>
-      </w:r>
-      <w:r>
-        <w:t xml:space="preserve"> (SLU Artdatabanken, 2025).</w:t>
-      </w:r>
-    </w:p>
-    <w:p>
-      <w:r>
-        <w:rPr>
-          <w:b/>
-        </w:rPr>
         <w:t xml:space="preserve">Hultbräken </w:t>
       </w:r>
       <w:r>
@@ -552,26 +436,6 @@
       </w:r>
       <w:r>
         <w:t>(SLU Artdatabanken, 2026; IUCN, 2025).</w:t>
-      </w:r>
-    </w:p>
-    <w:p>
-      <w:r>
-        <w:rPr>
-          <w:b/>
-        </w:rPr>
-        <w:t>Ormbär</w:t>
-      </w:r>
-      <w:r>
-        <w:t xml:space="preserve"> är typisk art för </w:t>
-      </w:r>
-      <w:r>
-        <w:rPr>
-          <w:i/>
-        </w:rPr>
-        <w:t xml:space="preserve">9050 Näringsrik granskog </w:t>
-      </w:r>
-      <w:r>
-        <w:t>(SLU Artdatabanken, 2025).</w:t>
       </w:r>
     </w:p>
     <w:p>
@@ -640,7 +504,7 @@
     </w:p>
     <w:p>
       <w:r>
-        <w:t>Följande typiska arter har sina livsmiljöer och växtplatser i den avverkningsanmälda skogen: garnlav (VU, T), knärot (VU, T, §8), tretåig hackspett (NT, T, §4), grönkulla (S, T, §8), kransrams (S, T), spindelblomster (S, T, §8), blåsippa (T, §9), brudborste (T), hultbräken (T), kransmossa (T), kärrfibbla (T), liljekonvalj (T), linnea (T), nordisk stormhatt (T), ormbär (T) och torta (T).</w:t>
+        <w:t>Följande typiska arter har sina livsmiljöer och växtplatser i den avverkningsanmälda skogen: garnlav (VU, T), knärot (VU, T, §8), tretåig hackspett (NT, T, §4), kransrams (S, T), hultbräken (T), kransmossa (T), kärrfibbla (T), liljekonvalj (T), linnea (T), nordisk stormhatt (T) och torta (T).</w:t>
       </w:r>
     </w:p>
     <w:p>
@@ -1521,7 +1385,7 @@
     <w:r>
       <w:tab/>
       <w:tab/>
-      <w:t>2026-08-23</w:t>
+      <w:t>2026-08-24</w:t>
       <w:br/>
       <w:br/>
     </w:r>

--- a/tillsyn/A 28050-2026 tillsynsbegäran.docx
+++ b/tillsyn/A 28050-2026 tillsynsbegäran.docx
@@ -65,7 +65,7 @@
     </w:p>
     <w:p>
       <w:r>
-        <w:t>I avverkningsanmälan finns fynd av 12 naturvårdsarter, varav 3 är rödlistade, 3 är fridlysta, 11 är typiska (T) och 2 är signalarter (S): garnlav (VU, T), knärot (VU, T, §8), tretåig hackspett (NT, T, §4), kransrams (S, T), tvåblad (S, §8), hultbräken (T), kransmossa (T), kärrfibbla (T), liljekonvalj (T), linnea (T), nordisk stormhatt (T) och torta (T). Se Figur 1.</w:t>
+        <w:t>I avverkningsanmälan finns fynd av 19 naturvårdsarter, varav 3 är rödlistade, 8 är fridlysta, 16 är typiska (T) och 4 är signalarter (S): garnlav (VU, T), knärot (VU, T, §8), tretåig hackspett (NT, T, §4), grönkulla (S, T, §8), kransrams (S, T), spindelblomster (S, T, §8), tvåblad (S, §8), blåsippa (T, §9), brudborste (T), hultbräken (T), kransmossa (T), kärrfibbla (T), liljekonvalj (T), linnea (T), nordisk stormhatt (T), ormbär (T), torta (T), brudsporre (§8) och fläcknycklar (§8). Se Figur 1.</w:t>
       </w:r>
     </w:p>
     <w:p>
@@ -182,7 +182,7 @@
     </w:p>
     <w:p>
       <w:r>
-        <w:t>I det avverkningsanmälda området finns 5 fyndplatser för knärot registrerade på Artportalen. Figur 2 visar gränserna för buffertzoner på 50 m, som behöver lämnas kring fyndplatserna för att knärotslokalerna inte ska försvinna vid en avverkning. Av det avverkningsanmälda området överlappar 3.30 ha med buffertzonerna och får av detta skäl inte avverkas.</w:t>
+        <w:t>I det avverkningsanmälda området finns 6 fyndplatser för knärot registrerade på Artportalen. Figur 2 visar gränserna för buffertzoner på 50 m, som behöver lämnas kring fyndplatserna för att knärotslokalerna inte ska försvinna vid en avverkning. Av det avverkningsanmälda området överlappar 3.52 ha med buffertzonerna och får av detta skäl inte avverkas.</w:t>
       </w:r>
     </w:p>
     <w:p>
@@ -267,6 +267,35 @@
         <w:rPr>
           <w:b/>
         </w:rPr>
+        <w:t xml:space="preserve">Grönkulla (§8) </w:t>
+      </w:r>
+      <w:r>
+        <w:t xml:space="preserve">är typisk art för </w:t>
+      </w:r>
+      <w:r>
+        <w:rPr>
+          <w:i/>
+        </w:rPr>
+        <w:t xml:space="preserve">9040 Fjällbjörkskog, 9070 Trädklädd betesmark, 6170 Alpina kalkgräsmarker, 6520 Höglänta slåtterängar </w:t>
+      </w:r>
+      <w:r>
+        <w:t>och</w:t>
+      </w:r>
+      <w:r>
+        <w:rPr>
+          <w:i/>
+        </w:rPr>
+        <w:t xml:space="preserve"> 6210 Kalkgräsmarker </w:t>
+      </w:r>
+      <w:r>
+        <w:t>(SLU Artdatabanken, 2025).</w:t>
+      </w:r>
+    </w:p>
+    <w:p>
+      <w:r>
+        <w:rPr>
+          <w:b/>
+        </w:rPr>
         <w:t>Kransrams</w:t>
       </w:r>
       <w:r>
@@ -287,6 +316,93 @@
         <w:rPr>
           <w:b/>
         </w:rPr>
+        <w:t>Spindelblomster (§8)</w:t>
+      </w:r>
+      <w:r>
+        <w:t xml:space="preserve"> växer i äldre mossrik granskog eller barrblandskog, men även i fjällbjörkskog. Arten indikerar långvarig trädkontinuitet och hög luftfuktighet och är mycket känslig för uttorkning och markskador. Spindelblomster har i många trakter minskat starkt under senare tid på grund av slutavverkningar och skogsmarksdikning. Spindelblomster är typisk art för </w:t>
+      </w:r>
+      <w:r>
+        <w:rPr>
+          <w:i/>
+        </w:rPr>
+        <w:t xml:space="preserve">9010 Taiga, 9050 Näringsrik granskog </w:t>
+      </w:r>
+      <w:r>
+        <w:t>och</w:t>
+      </w:r>
+      <w:r>
+        <w:rPr>
+          <w:i/>
+        </w:rPr>
+        <w:t xml:space="preserve"> 9040 Fjällbjörkskog</w:t>
+      </w:r>
+      <w:r>
+        <w:t xml:space="preserve"> (Nitare &amp; Skogsstyrelsen, 2019; SLU Artdatabanken, 2025).</w:t>
+      </w:r>
+    </w:p>
+    <w:p>
+      <w:r>
+        <w:rPr>
+          <w:b/>
+        </w:rPr>
+        <w:t>Blåsippa (§9)</w:t>
+      </w:r>
+      <w:r>
+        <w:t xml:space="preserve"> är typisk art för </w:t>
+      </w:r>
+      <w:r>
+        <w:rPr>
+          <w:i/>
+        </w:rPr>
+        <w:t>9050 Näringsrik granskog, 9020 Nordlig ädellövskog</w:t>
+      </w:r>
+      <w:r>
+        <w:t xml:space="preserve"> och </w:t>
+      </w:r>
+      <w:r>
+        <w:rPr>
+          <w:i/>
+        </w:rPr>
+        <w:t>8240 Karsthällmarker</w:t>
+      </w:r>
+      <w:r>
+        <w:t xml:space="preserve"> (SLU Artdatabanken, 2025).</w:t>
+      </w:r>
+    </w:p>
+    <w:p>
+      <w:r>
+        <w:rPr>
+          <w:b/>
+        </w:rPr>
+        <w:t>Brudborste</w:t>
+      </w:r>
+      <w:r>
+        <w:t xml:space="preserve"> är typisk art för </w:t>
+      </w:r>
+      <w:r>
+        <w:rPr>
+          <w:i/>
+        </w:rPr>
+        <w:t xml:space="preserve">9050 Näringsrik granskog, 9040 Fjällbjörkskog, 6530 Lövängar, 6430 Högörtängar </w:t>
+      </w:r>
+      <w:r>
+        <w:t xml:space="preserve">och </w:t>
+      </w:r>
+      <w:r>
+        <w:rPr>
+          <w:i/>
+        </w:rPr>
+        <w:t>6510 Slåtterängar i låglandet</w:t>
+      </w:r>
+      <w:r>
+        <w:t xml:space="preserve"> (SLU Artdatabanken, 2025).</w:t>
+      </w:r>
+    </w:p>
+    <w:p>
+      <w:r>
+        <w:rPr>
+          <w:b/>
+        </w:rPr>
         <w:t xml:space="preserve">Hultbräken </w:t>
       </w:r>
       <w:r>
@@ -436,6 +552,26 @@
       </w:r>
       <w:r>
         <w:t>(SLU Artdatabanken, 2026; IUCN, 2025).</w:t>
+      </w:r>
+    </w:p>
+    <w:p>
+      <w:r>
+        <w:rPr>
+          <w:b/>
+        </w:rPr>
+        <w:t>Ormbär</w:t>
+      </w:r>
+      <w:r>
+        <w:t xml:space="preserve"> är typisk art för </w:t>
+      </w:r>
+      <w:r>
+        <w:rPr>
+          <w:i/>
+        </w:rPr>
+        <w:t xml:space="preserve">9050 Näringsrik granskog </w:t>
+      </w:r>
+      <w:r>
+        <w:t>(SLU Artdatabanken, 2025).</w:t>
       </w:r>
     </w:p>
     <w:p>
@@ -504,7 +640,7 @@
     </w:p>
     <w:p>
       <w:r>
-        <w:t>Följande typiska arter har sina livsmiljöer och växtplatser i den avverkningsanmälda skogen: garnlav (VU, T), knärot (VU, T, §8), tretåig hackspett (NT, T, §4), kransrams (S, T), hultbräken (T), kransmossa (T), kärrfibbla (T), liljekonvalj (T), linnea (T), nordisk stormhatt (T) och torta (T).</w:t>
+        <w:t>Följande typiska arter har sina livsmiljöer och växtplatser i den avverkningsanmälda skogen: garnlav (VU, T), knärot (VU, T, §8), tretåig hackspett (NT, T, §4), grönkulla (S, T, §8), kransrams (S, T), spindelblomster (S, T, §8), blåsippa (T, §9), brudborste (T), hultbräken (T), kransmossa (T), kärrfibbla (T), liljekonvalj (T), linnea (T), nordisk stormhatt (T), ormbär (T) och torta (T).</w:t>
       </w:r>
     </w:p>
     <w:p>
@@ -1385,7 +1521,7 @@
     <w:r>
       <w:tab/>
       <w:tab/>
-      <w:t>2026-08-24</w:t>
+      <w:t>2026-08-25</w:t>
       <w:br/>
       <w:br/>
     </w:r>

--- a/tillsyn/A 28050-2026 tillsynsbegäran.docx
+++ b/tillsyn/A 28050-2026 tillsynsbegäran.docx
@@ -1521,7 +1521,7 @@
     <w:r>
       <w:tab/>
       <w:tab/>
-      <w:t>2026-08-25</w:t>
+      <w:t>2026-08-26</w:t>
       <w:br/>
       <w:br/>
     </w:r>

--- a/tillsyn/A 28050-2026 tillsynsbegäran.docx
+++ b/tillsyn/A 28050-2026 tillsynsbegäran.docx
@@ -1521,7 +1521,7 @@
     <w:r>
       <w:tab/>
       <w:tab/>
-      <w:t>2026-08-26</w:t>
+      <w:t>2026-08-27</w:t>
       <w:br/>
       <w:br/>
     </w:r>

--- a/tillsyn/A 28050-2026 tillsynsbegäran.docx
+++ b/tillsyn/A 28050-2026 tillsynsbegäran.docx
@@ -1521,7 +1521,7 @@
     <w:r>
       <w:tab/>
       <w:tab/>
-      <w:t>2026-08-27</w:t>
+      <w:t>2026-08-28</w:t>
       <w:br/>
       <w:br/>
     </w:r>

--- a/tillsyn/A 28050-2026 tillsynsbegäran.docx
+++ b/tillsyn/A 28050-2026 tillsynsbegäran.docx
@@ -65,7 +65,7 @@
     </w:p>
     <w:p>
       <w:r>
-        <w:t>I avverkningsanmälan finns fynd av 19 naturvårdsarter, varav 3 är rödlistade, 8 är fridlysta, 16 är typiska (T) och 4 är signalarter (S): garnlav (VU, T), knärot (VU, T, §8), tretåig hackspett (NT, T, §4), grönkulla (S, T, §8), kransrams (S, T), spindelblomster (S, T, §8), tvåblad (S, §8), blåsippa (T, §9), brudborste (T), hultbräken (T), kransmossa (T), kärrfibbla (T), liljekonvalj (T), linnea (T), nordisk stormhatt (T), ormbär (T), torta (T), brudsporre (§8) och fläcknycklar (§8). Se Figur 1.</w:t>
+        <w:t>I avverkningsanmälan finns fynd av 12 naturvårdsarter, varav 3 är rödlistade, 3 är fridlysta, 11 är typiska (T) och 2 är signalarter (S): garnlav (VU, T), knärot (VU, T, §8), tretåig hackspett (NT, T, §4), kransrams (S, T), tvåblad (S, §8), hultbräken (T), kransmossa (T), kärrfibbla (T), liljekonvalj (T), linnea (T), nordisk stormhatt (T) och torta (T). Se Figur 1.</w:t>
       </w:r>
     </w:p>
     <w:p>
@@ -182,7 +182,7 @@
     </w:p>
     <w:p>
       <w:r>
-        <w:t>I det avverkningsanmälda området finns 6 fyndplatser för knärot registrerade på Artportalen. Figur 2 visar gränserna för buffertzoner på 50 m, som behöver lämnas kring fyndplatserna för att knärotslokalerna inte ska försvinna vid en avverkning. Av det avverkningsanmälda området överlappar 3.52 ha med buffertzonerna och får av detta skäl inte avverkas.</w:t>
+        <w:t>I det avverkningsanmälda området finns 5 fyndplatser för knärot registrerade på Artportalen. Figur 2 visar gränserna för buffertzoner på 50 m, som behöver lämnas kring fyndplatserna för att knärotslokalerna inte ska försvinna vid en avverkning. Av det avverkningsanmälda området överlappar 3.30 ha med buffertzonerna och får av detta skäl inte avverkas.</w:t>
       </w:r>
     </w:p>
     <w:p>
@@ -267,35 +267,6 @@
         <w:rPr>
           <w:b/>
         </w:rPr>
-        <w:t xml:space="preserve">Grönkulla (§8) </w:t>
-      </w:r>
-      <w:r>
-        <w:t xml:space="preserve">är typisk art för </w:t>
-      </w:r>
-      <w:r>
-        <w:rPr>
-          <w:i/>
-        </w:rPr>
-        <w:t xml:space="preserve">9040 Fjällbjörkskog, 9070 Trädklädd betesmark, 6170 Alpina kalkgräsmarker, 6520 Höglänta slåtterängar </w:t>
-      </w:r>
-      <w:r>
-        <w:t>och</w:t>
-      </w:r>
-      <w:r>
-        <w:rPr>
-          <w:i/>
-        </w:rPr>
-        <w:t xml:space="preserve"> 6210 Kalkgräsmarker </w:t>
-      </w:r>
-      <w:r>
-        <w:t>(SLU Artdatabanken, 2025).</w:t>
-      </w:r>
-    </w:p>
-    <w:p>
-      <w:r>
-        <w:rPr>
-          <w:b/>
-        </w:rPr>
         <w:t>Kransrams</w:t>
       </w:r>
       <w:r>
@@ -316,93 +287,6 @@
         <w:rPr>
           <w:b/>
         </w:rPr>
-        <w:t>Spindelblomster (§8)</w:t>
-      </w:r>
-      <w:r>
-        <w:t xml:space="preserve"> växer i äldre mossrik granskog eller barrblandskog, men även i fjällbjörkskog. Arten indikerar långvarig trädkontinuitet och hög luftfuktighet och är mycket känslig för uttorkning och markskador. Spindelblomster har i många trakter minskat starkt under senare tid på grund av slutavverkningar och skogsmarksdikning. Spindelblomster är typisk art för </w:t>
-      </w:r>
-      <w:r>
-        <w:rPr>
-          <w:i/>
-        </w:rPr>
-        <w:t xml:space="preserve">9010 Taiga, 9050 Näringsrik granskog </w:t>
-      </w:r>
-      <w:r>
-        <w:t>och</w:t>
-      </w:r>
-      <w:r>
-        <w:rPr>
-          <w:i/>
-        </w:rPr>
-        <w:t xml:space="preserve"> 9040 Fjällbjörkskog</w:t>
-      </w:r>
-      <w:r>
-        <w:t xml:space="preserve"> (Nitare &amp; Skogsstyrelsen, 2019; SLU Artdatabanken, 2025).</w:t>
-      </w:r>
-    </w:p>
-    <w:p>
-      <w:r>
-        <w:rPr>
-          <w:b/>
-        </w:rPr>
-        <w:t>Blåsippa (§9)</w:t>
-      </w:r>
-      <w:r>
-        <w:t xml:space="preserve"> är typisk art för </w:t>
-      </w:r>
-      <w:r>
-        <w:rPr>
-          <w:i/>
-        </w:rPr>
-        <w:t>9050 Näringsrik granskog, 9020 Nordlig ädellövskog</w:t>
-      </w:r>
-      <w:r>
-        <w:t xml:space="preserve"> och </w:t>
-      </w:r>
-      <w:r>
-        <w:rPr>
-          <w:i/>
-        </w:rPr>
-        <w:t>8240 Karsthällmarker</w:t>
-      </w:r>
-      <w:r>
-        <w:t xml:space="preserve"> (SLU Artdatabanken, 2025).</w:t>
-      </w:r>
-    </w:p>
-    <w:p>
-      <w:r>
-        <w:rPr>
-          <w:b/>
-        </w:rPr>
-        <w:t>Brudborste</w:t>
-      </w:r>
-      <w:r>
-        <w:t xml:space="preserve"> är typisk art för </w:t>
-      </w:r>
-      <w:r>
-        <w:rPr>
-          <w:i/>
-        </w:rPr>
-        <w:t xml:space="preserve">9050 Näringsrik granskog, 9040 Fjällbjörkskog, 6530 Lövängar, 6430 Högörtängar </w:t>
-      </w:r>
-      <w:r>
-        <w:t xml:space="preserve">och </w:t>
-      </w:r>
-      <w:r>
-        <w:rPr>
-          <w:i/>
-        </w:rPr>
-        <w:t>6510 Slåtterängar i låglandet</w:t>
-      </w:r>
-      <w:r>
-        <w:t xml:space="preserve"> (SLU Artdatabanken, 2025).</w:t>
-      </w:r>
-    </w:p>
-    <w:p>
-      <w:r>
-        <w:rPr>
-          <w:b/>
-        </w:rPr>
         <w:t xml:space="preserve">Hultbräken </w:t>
       </w:r>
       <w:r>
@@ -552,26 +436,6 @@
       </w:r>
       <w:r>
         <w:t>(SLU Artdatabanken, 2026; IUCN, 2025).</w:t>
-      </w:r>
-    </w:p>
-    <w:p>
-      <w:r>
-        <w:rPr>
-          <w:b/>
-        </w:rPr>
-        <w:t>Ormbär</w:t>
-      </w:r>
-      <w:r>
-        <w:t xml:space="preserve"> är typisk art för </w:t>
-      </w:r>
-      <w:r>
-        <w:rPr>
-          <w:i/>
-        </w:rPr>
-        <w:t xml:space="preserve">9050 Näringsrik granskog </w:t>
-      </w:r>
-      <w:r>
-        <w:t>(SLU Artdatabanken, 2025).</w:t>
       </w:r>
     </w:p>
     <w:p>
@@ -640,7 +504,7 @@
     </w:p>
     <w:p>
       <w:r>
-        <w:t>Följande typiska arter har sina livsmiljöer och växtplatser i den avverkningsanmälda skogen: garnlav (VU, T), knärot (VU, T, §8), tretåig hackspett (NT, T, §4), grönkulla (S, T, §8), kransrams (S, T), spindelblomster (S, T, §8), blåsippa (T, §9), brudborste (T), hultbräken (T), kransmossa (T), kärrfibbla (T), liljekonvalj (T), linnea (T), nordisk stormhatt (T), ormbär (T) och torta (T).</w:t>
+        <w:t>Följande typiska arter har sina livsmiljöer och växtplatser i den avverkningsanmälda skogen: garnlav (VU, T), knärot (VU, T, §8), tretåig hackspett (NT, T, §4), kransrams (S, T), hultbräken (T), kransmossa (T), kärrfibbla (T), liljekonvalj (T), linnea (T), nordisk stormhatt (T) och torta (T).</w:t>
       </w:r>
     </w:p>
     <w:p>
@@ -1521,7 +1385,7 @@
     <w:r>
       <w:tab/>
       <w:tab/>
-      <w:t>2026-08-28</w:t>
+      <w:t>2026-08-29</w:t>
       <w:br/>
       <w:br/>
     </w:r>

--- a/tillsyn/A 28050-2026 tillsynsbegäran.docx
+++ b/tillsyn/A 28050-2026 tillsynsbegäran.docx
@@ -65,7 +65,7 @@
     </w:p>
     <w:p>
       <w:r>
-        <w:t>I avverkningsanmälan finns fynd av 12 naturvårdsarter, varav 3 är rödlistade, 3 är fridlysta, 11 är typiska (T) och 2 är signalarter (S): garnlav (VU, T), knärot (VU, T, §8), tretåig hackspett (NT, T, §4), kransrams (S, T), tvåblad (S, §8), hultbräken (T), kransmossa (T), kärrfibbla (T), liljekonvalj (T), linnea (T), nordisk stormhatt (T) och torta (T). Se Figur 1.</w:t>
+        <w:t>I avverkningsanmälan finns fynd av 19 naturvårdsarter, varav 3 är rödlistade, 8 är fridlysta, 16 är typiska (T) och 4 är signalarter (S): garnlav (VU, T), knärot (VU, T, §8), tretåig hackspett (NT, T, §4), grönkulla (S, T, §8), kransrams (S, T), spindelblomster (S, T, §8), tvåblad (S, §8), blåsippa (T, §9), brudborste (T), hultbräken (T), kransmossa (T), kärrfibbla (T), liljekonvalj (T), linnea (T), nordisk stormhatt (T), ormbär (T), torta (T), brudsporre (§8) och fläcknycklar (§8). Se Figur 1.</w:t>
       </w:r>
     </w:p>
     <w:p>
@@ -182,7 +182,7 @@
     </w:p>
     <w:p>
       <w:r>
-        <w:t>I det avverkningsanmälda området finns 5 fyndplatser för knärot registrerade på Artportalen. Figur 2 visar gränserna för buffertzoner på 50 m, som behöver lämnas kring fyndplatserna för att knärotslokalerna inte ska försvinna vid en avverkning. Av det avverkningsanmälda området överlappar 3.30 ha med buffertzonerna och får av detta skäl inte avverkas.</w:t>
+        <w:t>I det avverkningsanmälda området finns 6 fyndplatser för knärot registrerade på Artportalen. Figur 2 visar gränserna för buffertzoner på 50 m, som behöver lämnas kring fyndplatserna för att knärotslokalerna inte ska försvinna vid en avverkning. Av det avverkningsanmälda området överlappar 3.52 ha med buffertzonerna och får av detta skäl inte avverkas.</w:t>
       </w:r>
     </w:p>
     <w:p>
@@ -267,6 +267,35 @@
         <w:rPr>
           <w:b/>
         </w:rPr>
+        <w:t xml:space="preserve">Grönkulla (§8) </w:t>
+      </w:r>
+      <w:r>
+        <w:t xml:space="preserve">är typisk art för </w:t>
+      </w:r>
+      <w:r>
+        <w:rPr>
+          <w:i/>
+        </w:rPr>
+        <w:t xml:space="preserve">9040 Fjällbjörkskog, 9070 Trädklädd betesmark, 6170 Alpina kalkgräsmarker, 6520 Höglänta slåtterängar </w:t>
+      </w:r>
+      <w:r>
+        <w:t>och</w:t>
+      </w:r>
+      <w:r>
+        <w:rPr>
+          <w:i/>
+        </w:rPr>
+        <w:t xml:space="preserve"> 6210 Kalkgräsmarker </w:t>
+      </w:r>
+      <w:r>
+        <w:t>(SLU Artdatabanken, 2025).</w:t>
+      </w:r>
+    </w:p>
+    <w:p>
+      <w:r>
+        <w:rPr>
+          <w:b/>
+        </w:rPr>
         <w:t>Kransrams</w:t>
       </w:r>
       <w:r>
@@ -287,6 +316,93 @@
         <w:rPr>
           <w:b/>
         </w:rPr>
+        <w:t>Spindelblomster (§8)</w:t>
+      </w:r>
+      <w:r>
+        <w:t xml:space="preserve"> växer i äldre mossrik granskog eller barrblandskog, men även i fjällbjörkskog. Arten indikerar långvarig trädkontinuitet och hög luftfuktighet och är mycket känslig för uttorkning och markskador. Spindelblomster har i många trakter minskat starkt under senare tid på grund av slutavverkningar och skogsmarksdikning. Spindelblomster är typisk art för </w:t>
+      </w:r>
+      <w:r>
+        <w:rPr>
+          <w:i/>
+        </w:rPr>
+        <w:t xml:space="preserve">9010 Taiga, 9050 Näringsrik granskog </w:t>
+      </w:r>
+      <w:r>
+        <w:t>och</w:t>
+      </w:r>
+      <w:r>
+        <w:rPr>
+          <w:i/>
+        </w:rPr>
+        <w:t xml:space="preserve"> 9040 Fjällbjörkskog</w:t>
+      </w:r>
+      <w:r>
+        <w:t xml:space="preserve"> (Nitare &amp; Skogsstyrelsen, 2019; SLU Artdatabanken, 2025).</w:t>
+      </w:r>
+    </w:p>
+    <w:p>
+      <w:r>
+        <w:rPr>
+          <w:b/>
+        </w:rPr>
+        <w:t>Blåsippa (§9)</w:t>
+      </w:r>
+      <w:r>
+        <w:t xml:space="preserve"> är typisk art för </w:t>
+      </w:r>
+      <w:r>
+        <w:rPr>
+          <w:i/>
+        </w:rPr>
+        <w:t>9050 Näringsrik granskog, 9020 Nordlig ädellövskog</w:t>
+      </w:r>
+      <w:r>
+        <w:t xml:space="preserve"> och </w:t>
+      </w:r>
+      <w:r>
+        <w:rPr>
+          <w:i/>
+        </w:rPr>
+        <w:t>8240 Karsthällmarker</w:t>
+      </w:r>
+      <w:r>
+        <w:t xml:space="preserve"> (SLU Artdatabanken, 2025).</w:t>
+      </w:r>
+    </w:p>
+    <w:p>
+      <w:r>
+        <w:rPr>
+          <w:b/>
+        </w:rPr>
+        <w:t>Brudborste</w:t>
+      </w:r>
+      <w:r>
+        <w:t xml:space="preserve"> är typisk art för </w:t>
+      </w:r>
+      <w:r>
+        <w:rPr>
+          <w:i/>
+        </w:rPr>
+        <w:t xml:space="preserve">9050 Näringsrik granskog, 9040 Fjällbjörkskog, 6530 Lövängar, 6430 Högörtängar </w:t>
+      </w:r>
+      <w:r>
+        <w:t xml:space="preserve">och </w:t>
+      </w:r>
+      <w:r>
+        <w:rPr>
+          <w:i/>
+        </w:rPr>
+        <w:t>6510 Slåtterängar i låglandet</w:t>
+      </w:r>
+      <w:r>
+        <w:t xml:space="preserve"> (SLU Artdatabanken, 2025).</w:t>
+      </w:r>
+    </w:p>
+    <w:p>
+      <w:r>
+        <w:rPr>
+          <w:b/>
+        </w:rPr>
         <w:t xml:space="preserve">Hultbräken </w:t>
       </w:r>
       <w:r>
@@ -436,6 +552,26 @@
       </w:r>
       <w:r>
         <w:t>(SLU Artdatabanken, 2026; IUCN, 2025).</w:t>
+      </w:r>
+    </w:p>
+    <w:p>
+      <w:r>
+        <w:rPr>
+          <w:b/>
+        </w:rPr>
+        <w:t>Ormbär</w:t>
+      </w:r>
+      <w:r>
+        <w:t xml:space="preserve"> är typisk art för </w:t>
+      </w:r>
+      <w:r>
+        <w:rPr>
+          <w:i/>
+        </w:rPr>
+        <w:t xml:space="preserve">9050 Näringsrik granskog </w:t>
+      </w:r>
+      <w:r>
+        <w:t>(SLU Artdatabanken, 2025).</w:t>
       </w:r>
     </w:p>
     <w:p>
@@ -504,7 +640,7 @@
     </w:p>
     <w:p>
       <w:r>
-        <w:t>Följande typiska arter har sina livsmiljöer och växtplatser i den avverkningsanmälda skogen: garnlav (VU, T), knärot (VU, T, §8), tretåig hackspett (NT, T, §4), kransrams (S, T), hultbräken (T), kransmossa (T), kärrfibbla (T), liljekonvalj (T), linnea (T), nordisk stormhatt (T) och torta (T).</w:t>
+        <w:t>Följande typiska arter har sina livsmiljöer och växtplatser i den avverkningsanmälda skogen: garnlav (VU, T), knärot (VU, T, §8), tretåig hackspett (NT, T, §4), grönkulla (S, T, §8), kransrams (S, T), spindelblomster (S, T, §8), blåsippa (T, §9), brudborste (T), hultbräken (T), kransmossa (T), kärrfibbla (T), liljekonvalj (T), linnea (T), nordisk stormhatt (T), ormbär (T) och torta (T).</w:t>
       </w:r>
     </w:p>
     <w:p>
@@ -1385,7 +1521,7 @@
     <w:r>
       <w:tab/>
       <w:tab/>
-      <w:t>2026-08-29</w:t>
+      <w:t>2026-08-31</w:t>
       <w:br/>
       <w:br/>
     </w:r>

--- a/tillsyn/A 28050-2026 tillsynsbegäran.docx
+++ b/tillsyn/A 28050-2026 tillsynsbegäran.docx
@@ -1521,7 +1521,7 @@
     <w:r>
       <w:tab/>
       <w:tab/>
-      <w:t>2026-08-31</w:t>
+      <w:t>2026-09-01</w:t>
       <w:br/>
       <w:br/>
     </w:r>

--- a/tillsyn/A 28050-2026 tillsynsbegäran.docx
+++ b/tillsyn/A 28050-2026 tillsynsbegäran.docx
@@ -1521,7 +1521,7 @@
     <w:r>
       <w:tab/>
       <w:tab/>
-      <w:t>2026-09-01</w:t>
+      <w:t>2026-09-02</w:t>
       <w:br/>
       <w:br/>
     </w:r>

--- a/tillsyn/A 28050-2026 tillsynsbegäran.docx
+++ b/tillsyn/A 28050-2026 tillsynsbegäran.docx
@@ -1521,7 +1521,7 @@
     <w:r>
       <w:tab/>
       <w:tab/>
-      <w:t>2026-09-02</w:t>
+      <w:t>2026-09-03</w:t>
       <w:br/>
       <w:br/>
     </w:r>

--- a/tillsyn/A 28050-2026 tillsynsbegäran.docx
+++ b/tillsyn/A 28050-2026 tillsynsbegäran.docx
@@ -1521,7 +1521,7 @@
     <w:r>
       <w:tab/>
       <w:tab/>
-      <w:t>2026-09-03</w:t>
+      <w:t>2026-09-04</w:t>
       <w:br/>
       <w:br/>
     </w:r>

--- a/tillsyn/A 28050-2026 tillsynsbegäran.docx
+++ b/tillsyn/A 28050-2026 tillsynsbegäran.docx
@@ -1521,7 +1521,7 @@
     <w:r>
       <w:tab/>
       <w:tab/>
-      <w:t>2026-09-04</w:t>
+      <w:t>2026-09-05</w:t>
       <w:br/>
       <w:br/>
     </w:r>

--- a/tillsyn/A 28050-2026 tillsynsbegäran.docx
+++ b/tillsyn/A 28050-2026 tillsynsbegäran.docx
@@ -1521,7 +1521,7 @@
     <w:r>
       <w:tab/>
       <w:tab/>
-      <w:t>2026-09-05</w:t>
+      <w:t>2026-09-06</w:t>
       <w:br/>
       <w:br/>
     </w:r>

--- a/tillsyn/A 28050-2026 tillsynsbegäran.docx
+++ b/tillsyn/A 28050-2026 tillsynsbegäran.docx
@@ -1521,7 +1521,7 @@
     <w:r>
       <w:tab/>
       <w:tab/>
-      <w:t>2026-09-06</w:t>
+      <w:t>2026-09-07</w:t>
       <w:br/>
       <w:br/>
     </w:r>

--- a/tillsyn/A 28050-2026 tillsynsbegäran.docx
+++ b/tillsyn/A 28050-2026 tillsynsbegäran.docx
@@ -1521,7 +1521,7 @@
     <w:r>
       <w:tab/>
       <w:tab/>
-      <w:t>2026-09-07</w:t>
+      <w:t>2026-09-08</w:t>
       <w:br/>
       <w:br/>
     </w:r>

--- a/tillsyn/A 28050-2026 tillsynsbegäran.docx
+++ b/tillsyn/A 28050-2026 tillsynsbegäran.docx
@@ -1521,7 +1521,7 @@
     <w:r>
       <w:tab/>
       <w:tab/>
-      <w:t>2026-09-08</w:t>
+      <w:t>2026-09-09</w:t>
       <w:br/>
       <w:br/>
     </w:r>

--- a/tillsyn/A 28050-2026 tillsynsbegäran.docx
+++ b/tillsyn/A 28050-2026 tillsynsbegäran.docx
@@ -1521,7 +1521,7 @@
     <w:r>
       <w:tab/>
       <w:tab/>
-      <w:t>2026-09-09</w:t>
+      <w:t>2026-09-10</w:t>
       <w:br/>
       <w:br/>
     </w:r>

--- a/tillsyn/A 28050-2026 tillsynsbegäran.docx
+++ b/tillsyn/A 28050-2026 tillsynsbegäran.docx
@@ -1521,7 +1521,7 @@
     <w:r>
       <w:tab/>
       <w:tab/>
-      <w:t>2026-09-10</w:t>
+      <w:t>2026-09-11</w:t>
       <w:br/>
       <w:br/>
     </w:r>

--- a/tillsyn/A 28050-2026 tillsynsbegäran.docx
+++ b/tillsyn/A 28050-2026 tillsynsbegäran.docx
@@ -1521,7 +1521,7 @@
     <w:r>
       <w:tab/>
       <w:tab/>
-      <w:t>2026-09-11</w:t>
+      <w:t>2026-09-12</w:t>
       <w:br/>
       <w:br/>
     </w:r>

--- a/tillsyn/A 28050-2026 tillsynsbegäran.docx
+++ b/tillsyn/A 28050-2026 tillsynsbegäran.docx
@@ -1521,7 +1521,7 @@
     <w:r>
       <w:tab/>
       <w:tab/>
-      <w:t>2026-09-12</w:t>
+      <w:t>2026-09-13</w:t>
       <w:br/>
       <w:br/>
     </w:r>
